--- a/recherche/RAG_vs_FineTuning_Comparaison_Detaillee.docx
+++ b/recherche/RAG_vs_FineTuning_Comparaison_Detaillee.docx
@@ -39,8 +39,16 @@
         <w:rPr>
           <w:lang w:val="fr-FR"/>
         </w:rPr>
-        <w:t>- llama3.1:latest</w:t>
-      </w:r>
+        <w:t>- llama3.</w:t>
+      </w:r>
+      <w:proofErr w:type="gramStart"/>
+      <w:r>
+        <w:rPr>
+          <w:lang w:val="fr-FR"/>
+        </w:rPr>
+        <w:t>1:latest</w:t>
+      </w:r>
+      <w:proofErr w:type="gramEnd"/>
     </w:p>
     <w:p>
       <w:pPr>
@@ -52,7 +60,21 @@
         <w:rPr>
           <w:lang w:val="fr-FR"/>
         </w:rPr>
-        <w:t>- qwen3:1.7b</w:t>
+        <w:t>- qwen</w:t>
+      </w:r>
+      <w:proofErr w:type="gramStart"/>
+      <w:r>
+        <w:rPr>
+          <w:lang w:val="fr-FR"/>
+        </w:rPr>
+        <w:t>3:</w:t>
+      </w:r>
+      <w:proofErr w:type="gramEnd"/>
+      <w:r>
+        <w:rPr>
+          <w:lang w:val="fr-FR"/>
+        </w:rPr>
+        <w:t>1.7b</w:t>
       </w:r>
     </w:p>
     <w:p>
@@ -65,7 +87,21 @@
         <w:rPr>
           <w:lang w:val="fr-FR"/>
         </w:rPr>
-        <w:t>- qwen2.5:3b</w:t>
+        <w:t>- qwen2.</w:t>
+      </w:r>
+      <w:proofErr w:type="gramStart"/>
+      <w:r>
+        <w:rPr>
+          <w:lang w:val="fr-FR"/>
+        </w:rPr>
+        <w:t>5:</w:t>
+      </w:r>
+      <w:proofErr w:type="gramEnd"/>
+      <w:r>
+        <w:rPr>
+          <w:lang w:val="fr-FR"/>
+        </w:rPr>
+        <w:t>3b</w:t>
       </w:r>
     </w:p>
     <w:p>
@@ -161,21 +197,7 @@
         <w:rPr>
           <w:lang w:val="fr-FR"/>
         </w:rPr>
-        <w:t xml:space="preserve">Le Fine-Tuning consiste à réentraîner un modèle pré-entraîné sur un </w:t>
-      </w:r>
-      <w:proofErr w:type="spellStart"/>
-      <w:r>
-        <w:rPr>
-          <w:lang w:val="fr-FR"/>
-        </w:rPr>
-        <w:t>dataset</w:t>
-      </w:r>
-      <w:proofErr w:type="spellEnd"/>
-      <w:r>
-        <w:rPr>
-          <w:lang w:val="fr-FR"/>
-        </w:rPr>
-        <w:t xml:space="preserve"> spécifique afin d’adapter son comportement à un domaine particulier.</w:t>
+        <w:t>Le Fine-Tuning consiste à réentraîner un modèle pré-entraîné sur un dataset spécifique afin d’adapter son comportement à un domaine particulier.</w:t>
       </w:r>
     </w:p>
     <w:p>
@@ -240,14 +262,12 @@
           <w:lang w:val="fr-FR"/>
         </w:rPr>
       </w:pPr>
-      <w:proofErr w:type="spellStart"/>
       <w:r>
         <w:rPr>
           <w:lang w:val="fr-FR"/>
         </w:rPr>
         <w:t>Embedding</w:t>
       </w:r>
-      <w:proofErr w:type="spellEnd"/>
     </w:p>
     <w:p>
       <w:pPr>
@@ -337,14 +357,12 @@
           <w:lang w:val="fr-FR"/>
         </w:rPr>
       </w:pPr>
-      <w:proofErr w:type="spellStart"/>
       <w:r>
         <w:rPr>
           <w:lang w:val="fr-FR"/>
         </w:rPr>
         <w:t>Dataset</w:t>
       </w:r>
-      <w:proofErr w:type="spellEnd"/>
     </w:p>
     <w:p>
       <w:pPr>
@@ -393,14 +411,12 @@
           <w:lang w:val="fr-FR"/>
         </w:rPr>
       </w:pPr>
-      <w:proofErr w:type="spellStart"/>
       <w:r>
         <w:rPr>
           <w:lang w:val="fr-FR"/>
         </w:rPr>
         <w:t>Overfitting</w:t>
       </w:r>
-      <w:proofErr w:type="spellEnd"/>
     </w:p>
     <w:p>
       <w:pPr>
@@ -495,13 +511,8 @@
             <w:tcW w:w="2880" w:type="dxa"/>
           </w:tcPr>
           <w:p>
-            <w:proofErr w:type="spellStart"/>
             <w:r>
-              <w:t>Coût</w:t>
-            </w:r>
-            <w:proofErr w:type="spellEnd"/>
-            <w:r>
-              <w:t xml:space="preserve"> initial</w:t>
+              <w:t>Coût initial</w:t>
             </w:r>
           </w:p>
         </w:tc>
@@ -858,8 +869,13 @@
         <w:pStyle w:val="Heading3"/>
       </w:pPr>
       <w:r>
-        <w:t>llama3.1:latest</w:t>
-      </w:r>
+        <w:t>llama3.</w:t>
+      </w:r>
+      <w:proofErr w:type="gramStart"/>
+      <w:r>
+        <w:t>1:latest</w:t>
+      </w:r>
+      <w:proofErr w:type="gramEnd"/>
     </w:p>
     <w:p>
       <w:pPr>
@@ -881,11 +897,19 @@
           <w:lang w:val="fr-FR"/>
         </w:rPr>
       </w:pPr>
-      <w:r>
-        <w:rPr>
-          <w:lang w:val="fr-FR"/>
-        </w:rPr>
-        <w:t>qwen3:1.7b</w:t>
+      <w:proofErr w:type="gramStart"/>
+      <w:r>
+        <w:rPr>
+          <w:lang w:val="fr-FR"/>
+        </w:rPr>
+        <w:t>qwen3:</w:t>
+      </w:r>
+      <w:proofErr w:type="gramEnd"/>
+      <w:r>
+        <w:rPr>
+          <w:lang w:val="fr-FR"/>
+        </w:rPr>
+        <w:t>1.7b</w:t>
       </w:r>
     </w:p>
     <w:p>
@@ -908,11 +932,33 @@
           <w:lang w:val="fr-FR"/>
         </w:rPr>
       </w:pPr>
-      <w:r>
-        <w:rPr>
-          <w:lang w:val="fr-FR"/>
-        </w:rPr>
-        <w:t>qwen2.5:3b</w:t>
+      <w:proofErr w:type="gramStart"/>
+      <w:r>
+        <w:rPr>
+          <w:lang w:val="fr-FR"/>
+        </w:rPr>
+        <w:t>qwen</w:t>
+      </w:r>
+      <w:proofErr w:type="gramEnd"/>
+      <w:r>
+        <w:rPr>
+          <w:lang w:val="fr-FR"/>
+        </w:rPr>
+        <w:t>2.</w:t>
+      </w:r>
+      <w:proofErr w:type="gramStart"/>
+      <w:r>
+        <w:rPr>
+          <w:lang w:val="fr-FR"/>
+        </w:rPr>
+        <w:t>5:</w:t>
+      </w:r>
+      <w:proofErr w:type="gramEnd"/>
+      <w:r>
+        <w:rPr>
+          <w:lang w:val="fr-FR"/>
+        </w:rPr>
+        <w:t>3b</w:t>
       </w:r>
     </w:p>
     <w:p>
@@ -925,21 +971,7 @@
         <w:rPr>
           <w:lang w:val="fr-FR"/>
         </w:rPr>
-        <w:t xml:space="preserve">Modèle intermédiaire. RAG efficace. Fine-tuning possible avec </w:t>
-      </w:r>
-      <w:proofErr w:type="spellStart"/>
-      <w:r>
-        <w:rPr>
-          <w:lang w:val="fr-FR"/>
-        </w:rPr>
-        <w:t>dataset</w:t>
-      </w:r>
-      <w:proofErr w:type="spellEnd"/>
-      <w:r>
-        <w:rPr>
-          <w:lang w:val="fr-FR"/>
-        </w:rPr>
-        <w:t xml:space="preserve"> ciblé.</w:t>
+        <w:t>Modèle intermédiaire. RAG efficace. Fine-tuning possible avec dataset ciblé.</w:t>
       </w:r>
     </w:p>
     <w:p>
@@ -1008,8 +1040,13 @@
           </w:tcPr>
           <w:p>
             <w:r>
-              <w:t>RAG Pertinent ?</w:t>
+              <w:t xml:space="preserve">RAG </w:t>
             </w:r>
+            <w:proofErr w:type="gramStart"/>
+            <w:r>
+              <w:t>Pertinent ?</w:t>
+            </w:r>
+            <w:proofErr w:type="gramEnd"/>
           </w:p>
         </w:tc>
         <w:tc>
@@ -1018,8 +1055,13 @@
           </w:tcPr>
           <w:p>
             <w:r>
-              <w:t>Fine-Tuning Pertinent ?</w:t>
+              <w:t xml:space="preserve">Fine-Tuning </w:t>
             </w:r>
+            <w:proofErr w:type="gramStart"/>
+            <w:r>
+              <w:t>Pertinent ?</w:t>
+            </w:r>
+            <w:proofErr w:type="gramEnd"/>
           </w:p>
         </w:tc>
       </w:tr>
@@ -1033,8 +1075,13 @@
           </w:tcPr>
           <w:p>
             <w:r>
-              <w:t>llama3.1:latest</w:t>
+              <w:t>llama3.</w:t>
             </w:r>
+            <w:proofErr w:type="gramStart"/>
+            <w:r>
+              <w:t>1:latest</w:t>
+            </w:r>
+            <w:proofErr w:type="gramEnd"/>
           </w:p>
         </w:tc>
         <w:tc>
@@ -1270,23 +1317,13 @@
         </w:rPr>
         <w:t xml:space="preserve"> déjà pré-entraîné sur un corpus massif, en utilisant un </w:t>
       </w:r>
-      <w:proofErr w:type="spellStart"/>
       <w:r>
         <w:rPr>
           <w:b/>
           <w:bCs/>
           <w:lang w:val="fr-FR"/>
         </w:rPr>
-        <w:t>dataset</w:t>
-      </w:r>
-      <w:proofErr w:type="spellEnd"/>
-      <w:r>
-        <w:rPr>
-          <w:b/>
-          <w:bCs/>
-          <w:lang w:val="fr-FR"/>
-        </w:rPr>
-        <w:t xml:space="preserve"> spécialisé</w:t>
+        <w:t>dataset spécialisé</w:t>
       </w:r>
       <w:r>
         <w:rPr>
@@ -1332,11 +1369,19 @@
           <w:lang w:val="fr-FR"/>
         </w:rPr>
       </w:pPr>
-      <w:r>
-        <w:rPr>
-          <w:lang w:val="fr-FR"/>
-        </w:rPr>
-        <w:t>adopte un style précis</w:t>
+      <w:proofErr w:type="gramStart"/>
+      <w:r>
+        <w:rPr>
+          <w:lang w:val="fr-FR"/>
+        </w:rPr>
+        <w:t>adopte</w:t>
+      </w:r>
+      <w:proofErr w:type="gramEnd"/>
+      <w:r>
+        <w:rPr>
+          <w:lang w:val="fr-FR"/>
+        </w:rPr>
+        <w:t xml:space="preserve"> un style précis</w:t>
       </w:r>
     </w:p>
     <w:p>
@@ -1349,11 +1394,19 @@
           <w:lang w:val="fr-FR"/>
         </w:rPr>
       </w:pPr>
-      <w:r>
-        <w:rPr>
-          <w:lang w:val="fr-FR"/>
-        </w:rPr>
-        <w:t>comprenne un domaine métier</w:t>
+      <w:proofErr w:type="gramStart"/>
+      <w:r>
+        <w:rPr>
+          <w:lang w:val="fr-FR"/>
+        </w:rPr>
+        <w:t>comprenne</w:t>
+      </w:r>
+      <w:proofErr w:type="gramEnd"/>
+      <w:r>
+        <w:rPr>
+          <w:lang w:val="fr-FR"/>
+        </w:rPr>
+        <w:t xml:space="preserve"> un domaine métier</w:t>
       </w:r>
     </w:p>
     <w:p>
@@ -1366,11 +1419,19 @@
           <w:lang w:val="fr-FR"/>
         </w:rPr>
       </w:pPr>
-      <w:r>
-        <w:rPr>
-          <w:lang w:val="fr-FR"/>
-        </w:rPr>
-        <w:t>suive des instructions spécifiques</w:t>
+      <w:proofErr w:type="gramStart"/>
+      <w:r>
+        <w:rPr>
+          <w:lang w:val="fr-FR"/>
+        </w:rPr>
+        <w:t>suive</w:t>
+      </w:r>
+      <w:proofErr w:type="gramEnd"/>
+      <w:r>
+        <w:rPr>
+          <w:lang w:val="fr-FR"/>
+        </w:rPr>
+        <w:t xml:space="preserve"> des instructions spécifiques</w:t>
       </w:r>
     </w:p>
     <w:p>
@@ -1383,11 +1444,19 @@
           <w:lang w:val="fr-FR"/>
         </w:rPr>
       </w:pPr>
-      <w:r>
-        <w:rPr>
-          <w:lang w:val="fr-FR"/>
-        </w:rPr>
-        <w:t>améliore sa précision dans un contexte donné</w:t>
+      <w:proofErr w:type="gramStart"/>
+      <w:r>
+        <w:rPr>
+          <w:lang w:val="fr-FR"/>
+        </w:rPr>
+        <w:t>améliore</w:t>
+      </w:r>
+      <w:proofErr w:type="gramEnd"/>
+      <w:r>
+        <w:rPr>
+          <w:lang w:val="fr-FR"/>
+        </w:rPr>
+        <w:t xml:space="preserve"> sa précision dans un contexte donné</w:t>
       </w:r>
     </w:p>
     <w:p>
@@ -1757,7 +1826,35 @@
         <w:rPr>
           <w:lang w:val="fr-FR"/>
         </w:rPr>
-        <w:t xml:space="preserve"> avec qwen3:1.7b et qwen2.5:3b</w:t>
+        <w:t xml:space="preserve"> avec qwen</w:t>
+      </w:r>
+      <w:proofErr w:type="gramStart"/>
+      <w:r>
+        <w:rPr>
+          <w:lang w:val="fr-FR"/>
+        </w:rPr>
+        <w:t>3:</w:t>
+      </w:r>
+      <w:proofErr w:type="gramEnd"/>
+      <w:r>
+        <w:rPr>
+          <w:lang w:val="fr-FR"/>
+        </w:rPr>
+        <w:t>1.7b et qwen2.</w:t>
+      </w:r>
+      <w:proofErr w:type="gramStart"/>
+      <w:r>
+        <w:rPr>
+          <w:lang w:val="fr-FR"/>
+        </w:rPr>
+        <w:t>5:</w:t>
+      </w:r>
+      <w:proofErr w:type="gramEnd"/>
+      <w:r>
+        <w:rPr>
+          <w:lang w:val="fr-FR"/>
+        </w:rPr>
+        <w:t>3b</w:t>
       </w:r>
     </w:p>
     <w:p>
@@ -1789,18 +1886,8 @@
           <w:bCs/>
           <w:lang w:val="fr-FR"/>
         </w:rPr>
-        <w:t xml:space="preserve">• </w:t>
-      </w:r>
-      <w:proofErr w:type="spellStart"/>
-      <w:r>
-        <w:rPr>
-          <w:b/>
-          <w:bCs/>
-          <w:lang w:val="fr-FR"/>
-        </w:rPr>
-        <w:t>QLoRA</w:t>
-      </w:r>
-      <w:proofErr w:type="spellEnd"/>
+        <w:t>• QLoRA</w:t>
+      </w:r>
     </w:p>
     <w:p>
       <w:pPr>
@@ -1973,11 +2060,19 @@
           <w:lang w:val="fr-FR"/>
         </w:rPr>
       </w:pPr>
-      <w:r>
-        <w:rPr>
-          <w:lang w:val="fr-FR"/>
-        </w:rPr>
-        <w:t>Instruction: Résume ce document juridique</w:t>
+      <w:proofErr w:type="gramStart"/>
+      <w:r>
+        <w:rPr>
+          <w:lang w:val="fr-FR"/>
+        </w:rPr>
+        <w:t>Instruction:</w:t>
+      </w:r>
+      <w:proofErr w:type="gramEnd"/>
+      <w:r>
+        <w:rPr>
+          <w:lang w:val="fr-FR"/>
+        </w:rPr>
+        <w:t xml:space="preserve"> Résume ce document juridique</w:t>
       </w:r>
     </w:p>
     <w:p>
@@ -1990,7 +2085,21 @@
         <w:rPr>
           <w:lang w:val="fr-FR"/>
         </w:rPr>
-        <w:t>Réponse attendue: résumé structuré</w:t>
+        <w:t xml:space="preserve">Réponse </w:t>
+      </w:r>
+      <w:proofErr w:type="gramStart"/>
+      <w:r>
+        <w:rPr>
+          <w:lang w:val="fr-FR"/>
+        </w:rPr>
+        <w:t>attendue:</w:t>
+      </w:r>
+      <w:proofErr w:type="gramEnd"/>
+      <w:r>
+        <w:rPr>
+          <w:lang w:val="fr-FR"/>
+        </w:rPr>
+        <w:t xml:space="preserve"> résumé structuré</w:t>
       </w:r>
     </w:p>
     <w:p>
@@ -2229,8 +2338,36 @@
           <w:bCs/>
           <w:lang w:val="fr-FR"/>
         </w:rPr>
-        <w:t xml:space="preserve"> llama3.1:latest</w:t>
-      </w:r>
+        <w:t xml:space="preserve"> </w:t>
+      </w:r>
+      <w:proofErr w:type="gramStart"/>
+      <w:r>
+        <w:rPr>
+          <w:b/>
+          <w:bCs/>
+          <w:lang w:val="fr-FR"/>
+        </w:rPr>
+        <w:t>llama</w:t>
+      </w:r>
+      <w:proofErr w:type="gramEnd"/>
+      <w:r>
+        <w:rPr>
+          <w:b/>
+          <w:bCs/>
+          <w:lang w:val="fr-FR"/>
+        </w:rPr>
+        <w:t>3.</w:t>
+      </w:r>
+      <w:proofErr w:type="gramStart"/>
+      <w:r>
+        <w:rPr>
+          <w:b/>
+          <w:bCs/>
+          <w:lang w:val="fr-FR"/>
+        </w:rPr>
+        <w:t>1:latest</w:t>
+      </w:r>
+      <w:proofErr w:type="gramEnd"/>
     </w:p>
     <w:p>
       <w:pPr>
@@ -2383,35 +2520,7 @@
         <w:rPr>
           <w:lang w:val="fr-FR"/>
         </w:rPr>
-        <w:t>Risque d’</w:t>
-      </w:r>
-      <w:proofErr w:type="spellStart"/>
-      <w:r>
-        <w:rPr>
-          <w:lang w:val="fr-FR"/>
-        </w:rPr>
-        <w:t>overfitting</w:t>
-      </w:r>
-      <w:proofErr w:type="spellEnd"/>
-      <w:r>
-        <w:rPr>
-          <w:lang w:val="fr-FR"/>
-        </w:rPr>
-        <w:t xml:space="preserve"> si </w:t>
-      </w:r>
-      <w:proofErr w:type="spellStart"/>
-      <w:r>
-        <w:rPr>
-          <w:lang w:val="fr-FR"/>
-        </w:rPr>
-        <w:t>dataset</w:t>
-      </w:r>
-      <w:proofErr w:type="spellEnd"/>
-      <w:r>
-        <w:rPr>
-          <w:lang w:val="fr-FR"/>
-        </w:rPr>
-        <w:t xml:space="preserve"> petit</w:t>
+        <w:t>Risque d’overfitting si dataset petit</w:t>
       </w:r>
     </w:p>
     <w:p>
@@ -2467,21 +2576,7 @@
         <w:rPr>
           <w:lang w:val="fr-FR"/>
         </w:rPr>
-        <w:t xml:space="preserve"> Si tu as un gros </w:t>
-      </w:r>
-      <w:proofErr w:type="spellStart"/>
-      <w:r>
-        <w:rPr>
-          <w:lang w:val="fr-FR"/>
-        </w:rPr>
-        <w:t>dataset</w:t>
-      </w:r>
-      <w:proofErr w:type="spellEnd"/>
-      <w:r>
-        <w:rPr>
-          <w:lang w:val="fr-FR"/>
-        </w:rPr>
-        <w:t xml:space="preserve"> (&gt; 50k exemples)</w:t>
+        <w:t xml:space="preserve"> Si tu as un gros dataset (&gt; 50k exemples)</w:t>
       </w:r>
     </w:p>
     <w:p>
@@ -2513,7 +2608,25 @@
           <w:bCs/>
           <w:lang w:val="fr-FR"/>
         </w:rPr>
-        <w:t xml:space="preserve"> qwen3:1.7b</w:t>
+        <w:t xml:space="preserve"> </w:t>
+      </w:r>
+      <w:proofErr w:type="gramStart"/>
+      <w:r>
+        <w:rPr>
+          <w:b/>
+          <w:bCs/>
+          <w:lang w:val="fr-FR"/>
+        </w:rPr>
+        <w:t>qwen3:</w:t>
+      </w:r>
+      <w:proofErr w:type="gramEnd"/>
+      <w:r>
+        <w:rPr>
+          <w:b/>
+          <w:bCs/>
+          <w:lang w:val="fr-FR"/>
+        </w:rPr>
+        <w:t>1.7b</w:t>
       </w:r>
     </w:p>
     <w:p>
@@ -2742,7 +2855,43 @@
           <w:bCs/>
           <w:lang w:val="fr-FR"/>
         </w:rPr>
-        <w:t xml:space="preserve"> qwen2.5:3b</w:t>
+        <w:t xml:space="preserve"> </w:t>
+      </w:r>
+      <w:proofErr w:type="gramStart"/>
+      <w:r>
+        <w:rPr>
+          <w:b/>
+          <w:bCs/>
+          <w:lang w:val="fr-FR"/>
+        </w:rPr>
+        <w:t>qwen</w:t>
+      </w:r>
+      <w:proofErr w:type="gramEnd"/>
+      <w:r>
+        <w:rPr>
+          <w:b/>
+          <w:bCs/>
+          <w:lang w:val="fr-FR"/>
+        </w:rPr>
+        <w:t>2.</w:t>
+      </w:r>
+      <w:proofErr w:type="gramStart"/>
+      <w:r>
+        <w:rPr>
+          <w:b/>
+          <w:bCs/>
+          <w:lang w:val="fr-FR"/>
+        </w:rPr>
+        <w:t>5:</w:t>
+      </w:r>
+      <w:proofErr w:type="gramEnd"/>
+      <w:r>
+        <w:rPr>
+          <w:b/>
+          <w:bCs/>
+          <w:lang w:val="fr-FR"/>
+        </w:rPr>
+        <w:t>3b</w:t>
       </w:r>
     </w:p>
     <w:p>
@@ -2812,14 +2961,12 @@
         </w:rPr>
         <w:t xml:space="preserve">Fine-tuning efficace avec </w:t>
       </w:r>
-      <w:proofErr w:type="spellStart"/>
-      <w:r>
-        <w:rPr>
-          <w:lang w:val="fr-FR"/>
-        </w:rPr>
-        <w:t>LoRA</w:t>
-      </w:r>
-      <w:proofErr w:type="spellEnd"/>
+      <w:r>
+        <w:rPr>
+          <w:lang w:val="fr-FR"/>
+        </w:rPr>
+        <w:t>LoRa</w:t>
+      </w:r>
     </w:p>
     <w:p>
       <w:pPr>
@@ -3087,18 +3234,8 @@
                 <w:bCs/>
                 <w:lang w:val="fr-FR"/>
               </w:rPr>
-              <w:t xml:space="preserve">Risque </w:t>
+              <w:t>Risque overfitting</w:t>
             </w:r>
-            <w:proofErr w:type="spellStart"/>
-            <w:r>
-              <w:rPr>
-                <w:b/>
-                <w:bCs/>
-                <w:lang w:val="fr-FR"/>
-              </w:rPr>
-              <w:t>overfitting</w:t>
-            </w:r>
-            <w:proofErr w:type="spellEnd"/>
           </w:p>
         </w:tc>
       </w:tr>
@@ -3118,11 +3255,19 @@
                 <w:lang w:val="fr-FR"/>
               </w:rPr>
             </w:pPr>
+            <w:proofErr w:type="gramStart"/>
             <w:r>
               <w:rPr>
                 <w:lang w:val="fr-FR"/>
               </w:rPr>
-              <w:t>llama3.1</w:t>
+              <w:t>llama</w:t>
+            </w:r>
+            <w:proofErr w:type="gramEnd"/>
+            <w:r>
+              <w:rPr>
+                <w:lang w:val="fr-FR"/>
+              </w:rPr>
+              <w:t>3.1</w:t>
             </w:r>
           </w:p>
         </w:tc>
@@ -3223,11 +3368,19 @@
                 <w:lang w:val="fr-FR"/>
               </w:rPr>
             </w:pPr>
+            <w:proofErr w:type="gramStart"/>
             <w:r>
               <w:rPr>
                 <w:lang w:val="fr-FR"/>
               </w:rPr>
-              <w:t>qwen3:1.7b</w:t>
+              <w:t>qwen3:</w:t>
+            </w:r>
+            <w:proofErr w:type="gramEnd"/>
+            <w:r>
+              <w:rPr>
+                <w:lang w:val="fr-FR"/>
+              </w:rPr>
+              <w:t>1.7b</w:t>
             </w:r>
           </w:p>
         </w:tc>
@@ -3328,11 +3481,33 @@
                 <w:lang w:val="fr-FR"/>
               </w:rPr>
             </w:pPr>
+            <w:proofErr w:type="gramStart"/>
             <w:r>
               <w:rPr>
                 <w:lang w:val="fr-FR"/>
               </w:rPr>
-              <w:t>qwen2.5:3b</w:t>
+              <w:t>qwen</w:t>
+            </w:r>
+            <w:proofErr w:type="gramEnd"/>
+            <w:r>
+              <w:rPr>
+                <w:lang w:val="fr-FR"/>
+              </w:rPr>
+              <w:t>2.</w:t>
+            </w:r>
+            <w:proofErr w:type="gramStart"/>
+            <w:r>
+              <w:rPr>
+                <w:lang w:val="fr-FR"/>
+              </w:rPr>
+              <w:t>5:</w:t>
+            </w:r>
+            <w:proofErr w:type="gramEnd"/>
+            <w:r>
+              <w:rPr>
+                <w:lang w:val="fr-FR"/>
+              </w:rPr>
+              <w:t>3b</w:t>
             </w:r>
           </w:p>
         </w:tc>
@@ -3642,21 +3817,7 @@
         <w:rPr>
           <w:lang w:val="fr-FR"/>
         </w:rPr>
-        <w:t xml:space="preserve">Préparer </w:t>
-      </w:r>
-      <w:proofErr w:type="spellStart"/>
-      <w:r>
-        <w:rPr>
-          <w:lang w:val="fr-FR"/>
-        </w:rPr>
-        <w:t>dataset</w:t>
-      </w:r>
-      <w:proofErr w:type="spellEnd"/>
-      <w:r>
-        <w:rPr>
-          <w:lang w:val="fr-FR"/>
-        </w:rPr>
-        <w:t xml:space="preserve"> JSONL :</w:t>
+        <w:t>Préparer dataset JSONL :</w:t>
       </w:r>
     </w:p>
     <w:p>
@@ -3682,7 +3843,21 @@
         <w:rPr>
           <w:lang w:val="fr-FR"/>
         </w:rPr>
-        <w:t xml:space="preserve">  "instruction": "...",</w:t>
+        <w:t xml:space="preserve">  "instruction</w:t>
+      </w:r>
+      <w:proofErr w:type="gramStart"/>
+      <w:r>
+        <w:rPr>
+          <w:lang w:val="fr-FR"/>
+        </w:rPr>
+        <w:t>":</w:t>
+      </w:r>
+      <w:proofErr w:type="gramEnd"/>
+      <w:r>
+        <w:rPr>
+          <w:lang w:val="fr-FR"/>
+        </w:rPr>
+        <w:t xml:space="preserve"> "...",</w:t>
       </w:r>
     </w:p>
     <w:p>
@@ -3695,7 +3870,21 @@
         <w:rPr>
           <w:lang w:val="fr-FR"/>
         </w:rPr>
-        <w:t xml:space="preserve">  "input": "...",</w:t>
+        <w:t xml:space="preserve">  "input</w:t>
+      </w:r>
+      <w:proofErr w:type="gramStart"/>
+      <w:r>
+        <w:rPr>
+          <w:lang w:val="fr-FR"/>
+        </w:rPr>
+        <w:t>":</w:t>
+      </w:r>
+      <w:proofErr w:type="gramEnd"/>
+      <w:r>
+        <w:rPr>
+          <w:lang w:val="fr-FR"/>
+        </w:rPr>
+        <w:t xml:space="preserve"> "...",</w:t>
       </w:r>
     </w:p>
     <w:p>
@@ -3709,7 +3898,21 @@
           <w:lang w:val="fr-FR"/>
         </w:rPr>
         <w:lastRenderedPageBreak/>
-        <w:t xml:space="preserve">  "output": "..."</w:t>
+        <w:t xml:space="preserve">  "output</w:t>
+      </w:r>
+      <w:proofErr w:type="gramStart"/>
+      <w:r>
+        <w:rPr>
+          <w:lang w:val="fr-FR"/>
+        </w:rPr>
+        <w:t>":</w:t>
+      </w:r>
+      <w:proofErr w:type="gramEnd"/>
+      <w:r>
+        <w:rPr>
+          <w:lang w:val="fr-FR"/>
+        </w:rPr>
+        <w:t xml:space="preserve"> "..."</w:t>
       </w:r>
     </w:p>
     <w:p>
@@ -3760,33 +3963,17 @@
         </w:rPr>
         <w:t>Training (</w:t>
       </w:r>
-      <w:proofErr w:type="spellStart"/>
-      <w:r>
-        <w:rPr>
-          <w:lang w:val="fr-FR"/>
-        </w:rPr>
-        <w:t>LoRA</w:t>
-      </w:r>
-      <w:proofErr w:type="spellEnd"/>
-      <w:r>
-        <w:rPr>
-          <w:lang w:val="fr-FR"/>
-        </w:rPr>
-        <w:t xml:space="preserve"> / </w:t>
-      </w:r>
-      <w:proofErr w:type="spellStart"/>
-      <w:r>
-        <w:rPr>
-          <w:lang w:val="fr-FR"/>
-        </w:rPr>
-        <w:t>QLoRA</w:t>
-      </w:r>
-      <w:proofErr w:type="spellEnd"/>
-      <w:r>
-        <w:rPr>
-          <w:lang w:val="fr-FR"/>
-        </w:rPr>
-        <w:t>)</w:t>
+      <w:r>
+        <w:rPr>
+          <w:lang w:val="fr-FR"/>
+        </w:rPr>
+        <w:t>LoRa</w:t>
+      </w:r>
+      <w:r>
+        <w:rPr>
+          <w:lang w:val="fr-FR"/>
+        </w:rPr>
+        <w:t xml:space="preserve"> / QLoRA)</w:t>
       </w:r>
     </w:p>
     <w:p>
@@ -3926,18 +4113,8 @@
           <w:bCs/>
           <w:lang w:val="fr-FR"/>
         </w:rPr>
-        <w:t xml:space="preserve"> </w:t>
-      </w:r>
-      <w:proofErr w:type="spellStart"/>
-      <w:r>
-        <w:rPr>
-          <w:b/>
-          <w:bCs/>
-          <w:lang w:val="fr-FR"/>
-        </w:rPr>
-        <w:t>Overfitting</w:t>
-      </w:r>
-      <w:proofErr w:type="spellEnd"/>
+        <w:t xml:space="preserve"> Overfitting</w:t>
+      </w:r>
     </w:p>
     <w:p>
       <w:pPr>
@@ -3945,19 +4122,11 @@
           <w:lang w:val="fr-FR"/>
         </w:rPr>
       </w:pPr>
-      <w:proofErr w:type="spellStart"/>
-      <w:r>
-        <w:rPr>
-          <w:lang w:val="fr-FR"/>
-        </w:rPr>
-        <w:t>Dataset</w:t>
-      </w:r>
-      <w:proofErr w:type="spellEnd"/>
-      <w:r>
-        <w:rPr>
-          <w:lang w:val="fr-FR"/>
-        </w:rPr>
-        <w:t xml:space="preserve"> trop petit → modèle mémorise.</w:t>
+      <w:r>
+        <w:rPr>
+          <w:lang w:val="fr-FR"/>
+        </w:rPr>
+        <w:t>Dataset trop petit → modèle mémorise.</w:t>
       </w:r>
     </w:p>
     <w:p>
